--- a/tests/fixtures/sample.docx
+++ b/tests/fixtures/sample.docx
@@ -10,7 +10,7 @@
         <w:rPr>
           <w:b/>
         </w:rPr>
-        <w:t xml:space="preserve">個案姓名：</w:t>
+        <w:t xml:space="preserve">个案姓名：</w:t>
       </w:r>
       <w:r>
         <w:rPr>
@@ -22,25 +22,25 @@
         <w:rPr>
           <w:b/>
         </w:rPr>
-        <w:t xml:space="preserve">先生（身分證字號 </w:t>
+        <w:t xml:space="preserve">先生（身份证号 </w:t>
       </w:r>
       <w:r>
         <w:rPr>
           <w:b/>
         </w:rPr>
-        <w:t xml:space="preserve">A1234</w:t>
+        <w:t xml:space="preserve">1101011990</w:t>
       </w:r>
       <w:r>
         <w:rPr>
           <w:b/>
         </w:rPr>
-        <w:t xml:space="preserve">56789</w:t>
+        <w:t xml:space="preserve">03078515</w:t>
       </w:r>
       <w:r>
         <w:rPr>
           <w:b/>
         </w:rPr>
-        <w:t xml:space="preserve">），聯絡手機 0912-345-678。</w:t>
+        <w:t xml:space="preserve">），联系手机 138-1234-5678。</w:t>
       </w:r>
     </w:p>
     <w:p>
@@ -51,7 +51,7 @@
         <w:rPr>
           <w:b/>
         </w:rPr>
-        <w:t xml:space="preserve">通訊地址：台北市信義區市府路45號8樓；Email：xiaoming.wang@example.com</w:t>
+        <w:t xml:space="preserve">通信地址：北京市朝阳区建国路88号；Email：xiaoming.wang@example.com</w:t>
       </w:r>
     </w:p>
     <w:p>
@@ -82,7 +82,7 @@
               <w:rPr>
                 <w:b/>
               </w:rPr>
-              <w:t xml:space="preserve">項目</w:t>
+              <w:t xml:space="preserve">项目</w:t>
             </w:r>
           </w:p>
         </w:tc>
@@ -98,7 +98,7 @@
               <w:rPr>
                 <w:b/>
               </w:rPr>
-              <w:t xml:space="preserve">內容</w:t>
+              <w:t xml:space="preserve">内容</w:t>
             </w:r>
           </w:p>
         </w:tc>
@@ -116,7 +116,7 @@
               <w:rPr>
                 <w:b/>
               </w:rPr>
-              <w:t xml:space="preserve">緊急聯絡人</w:t>
+              <w:t xml:space="preserve">紧急联系人</w:t>
             </w:r>
           </w:p>
         </w:tc>
@@ -132,13 +132,13 @@
               <w:rPr>
                 <w:b/>
               </w:rPr>
-              <w:t xml:space="preserve">歐陽志遠（</w:t>
+              <w:t xml:space="preserve">欧阳志远（</w:t>
             </w:r>
             <w:r>
               <w:rPr>
                 <w:b/>
               </w:rPr>
-              <w:t xml:space="preserve">0987654321</w:t>
+              <w:t xml:space="preserve">13912345678</w:t>
             </w:r>
             <w:r>
               <w:rPr>
@@ -165,7 +165,7 @@
       <w:rPr>
         <w:b/>
       </w:rPr>
-      <w:t xml:space="preserve">機密文件 - 承辦人 陳大文</w:t>
+      <w:t xml:space="preserve">机密文件 - 承办人 陈大文</w:t>
     </w:r>
   </w:p>
 </w:hdr>
